--- a/docs/experiment_report/experiment_report.docx
+++ b/docs/experiment_report/experiment_report.docx
@@ -1426,7 +1426,7 @@
         <w:ind w:firstLine="480"/>
       </w:pPr>
       <w:r>
-        <w:t xml:space="preserve">后端集成测试针对 PostgreSQL 16 执行 Flyway 迁移和业务数据准备，重点检查安全边界、条件流转、金额与票据规则、模板版本、通知隔离、并发和幂等。数据库默认由 Testcontainers 启动，没有 Docker 时可用环境变量指定测试服务器；两者都不可用时测试报错而不是跳过。文件存储在集成测试中由 mock 替代，MinIO 的实际上传下载在 Docker Compose 部署验收中检查。</w:t>
+        <w:t xml:space="preserve">后端集成测试针对 PostgreSQL 16 执行 Flyway 迁移和业务数据准备，重点检查安全边界、条件流转、金额与票据规则、模板版本、通知隔离、并发和幂等。数据库默认由 Testcontainers 启动，没有 Docker 时可用环境变量指定测试服务器；两者都不可用时测试报错而不是跳过。两种方式都已在本机实际运行并全部通过。文件存储在集成测试中由 mock 替代，MinIO 的实际上传下载在 Docker Compose 部署验收中检查。</w:t>
       </w:r>
     </w:p>
     <w:p>
